--- a/exports/karneler/20_NESRIN_DOGA_BERBER_Karne.docx
+++ b/exports/karneler/20_NESRIN_DOGA_BERBER_Karne.docx
@@ -27,7 +27,7 @@
           <w:color w:val="646464"/>
           <w:sz w:val="17"/>
         </w:rPr>
-        <w:t>Deneme Sınavı: 2026-2027  PARAF LGS 1 | Kurumsal Başarı ve Takip Sistemi</w:t>
+        <w:t>Deneme Sınavı: PARAF LGS 1 | Kurumsal Başarı ve Takip Sistemi</w:t>
       </w:r>
     </w:p>
     <w:tbl>
@@ -1732,6 +1732,32 @@
               <w:t>Fen Bilimleri netin: 10.67 (13 Doğru, 7 Yanlış, 0 Boş). Sağlam bir altyapın var ancak 7 yanlış netini aşağı çekmiş. Özellikle 'Mevsimlerin Oluşumu' konusundaki (%50) 21 Haziran/21 Aralık gün dönümleri ve birim alana düşen enerji miktarı şemalarını 3D simülasyonla tekrar etmelisin. Deney sorularında bağımsız değişkeni kenara yaz; haftalık 45 fen sorusu çöz.</w:t>
             </w:r>
           </w:p>
+          <w:p>
+            <w:pPr>
+              <w:spacing w:after="20"/>
+            </w:pPr>
+            <w:r>
+              <w:rPr>
+                <w:b/>
+                <w:color w:val="C0392B"/>
+                <w:sz w:val="15"/>
+              </w:rPr>
+              <w:t xml:space="preserve">📺 Önerilen YouTube Desteği (Orta Seviye): </w:t>
+            </w:r>
+            <w:r>
+              <w:rPr>
+                <w:b/>
+                <w:sz w:val="15"/>
+              </w:rPr>
+              <w:t xml:space="preserve">Kanal: Mehmet Hoca ile Fen | </w:t>
+            </w:r>
+            <w:r>
+              <w:rPr>
+                <w:sz w:val="15"/>
+              </w:rPr>
+              <w:t>Odak: Kazanım Pekiştirme &amp; Deney Analizi. Taktik: Deney sorularındaki bağımsız/bağımlı/kontrol değişkeni çözüm adımlarını birebir uygula.</w:t>
+            </w:r>
+          </w:p>
         </w:tc>
       </w:tr>
     </w:tbl>
@@ -1858,6 +1884,32 @@
                 <w:sz w:val="15"/>
               </w:rPr>
               <w:t>Matematik netin: 12.00 (14 Doğru, 6 Yanlış, 0 Boş). Temel matematik altyapın oluşmuş ancak 6 yanlış ve 0 boş puanını sınırlamış. Kritik açıkların olan [EBOB-EKOK Problemleri (%71), Üslü İfadeler Temel Kuralları (%25), Tam Sayı Kuvvetleri (Negatif Üs) (%50)] konularında 'Verilenleri Yaz -&gt; Şemayı Çiz -&gt; Matematiksel Modeli Kur' 3 adımlı protokolünü uygula. Günde en az 20 adet yeni nesil soru çözerek işlem hızını artır.</w:t>
+            </w:r>
+          </w:p>
+          <w:p>
+            <w:pPr>
+              <w:spacing w:after="20"/>
+            </w:pPr>
+            <w:r>
+              <w:rPr>
+                <w:b/>
+                <w:color w:val="C0392B"/>
+                <w:sz w:val="15"/>
+              </w:rPr>
+              <w:t xml:space="preserve">📺 Önerilen YouTube Desteği (Orta Seviye): </w:t>
+            </w:r>
+            <w:r>
+              <w:rPr>
+                <w:b/>
+                <w:sz w:val="15"/>
+              </w:rPr>
+              <w:t xml:space="preserve">Kanal: İMT HOCA | </w:t>
+            </w:r>
+            <w:r>
+              <w:rPr>
+                <w:sz w:val="15"/>
+              </w:rPr>
+              <w:t>Odak: Yeni Nesile Geçiş &amp; Soru Çözüm Taktikleri. Taktik: Yeni nesil sorularda verilenleri şemaya dökme ve matematiksel model kurma tekniklerine odaklan.</w:t>
             </w:r>
           </w:p>
         </w:tc>
@@ -2007,6 +2059,32 @@
               <w:t>Türkçe branş netin: 4.33 (8 Doğru, 11 Yanlış, 1 Boş). Türkçe branşında 11 yanlış ciddi bir net kaybına yol açmış (4.33 Net). Acilen sıfır çektiğin [Sözcük ve Sözcük Gruplarında Anlam, Hikâyenin Unsurları - 5N 1K, Öznel ve Nesnel Anlatımlı Cümleler] konularını konu fasikülünden çalış. Paragrafı kendi yorumunla değil metindeki kanıtla çöz; günde 20 paragraf + 10 dil bilgisi çöz.</w:t>
             </w:r>
           </w:p>
+          <w:p>
+            <w:pPr>
+              <w:spacing w:after="20"/>
+            </w:pPr>
+            <w:r>
+              <w:rPr>
+                <w:b/>
+                <w:color w:val="C0392B"/>
+                <w:sz w:val="15"/>
+              </w:rPr>
+              <w:t xml:space="preserve">📺 Önerilen YouTube Desteği (Temel Seviye): </w:t>
+            </w:r>
+            <w:r>
+              <w:rPr>
+                <w:b/>
+                <w:sz w:val="15"/>
+              </w:rPr>
+              <w:t xml:space="preserve">Kanal: Tonguç Akademi | </w:t>
+            </w:r>
+            <w:r>
+              <w:rPr>
+                <w:sz w:val="15"/>
+              </w:rPr>
+              <w:t>Odak: Konu Kavrama &amp; Görsel Özetler. Taktik: Dil bilgisi ve metin türü kurallarını renkli kavram kartlarıyla not alarak çalış.</w:t>
+            </w:r>
+          </w:p>
         </w:tc>
       </w:tr>
     </w:tbl>
@@ -2133,6 +2211,32 @@
                 <w:sz w:val="15"/>
               </w:rPr>
               <w:t>İnkılap Tarihi netin: 7.33 (8 Doğru, 2 Yanlış, 0 Boş). Hedeflenen seviyenin altında kalındı (7.33 Net). Pekiştirilmesi gereken [Mustafa Kemal'in Öğrenim Hayatı (%67), Uyanan Avrupa ve Sarsılan Osmanlı (%67)] konularında kronoloji tablosu çıkar. Sorularda 'Yalnızca bu bilgiye göre' köklerine dikkat et; metne sadık kal. Haftalık 25 soru çöz.</w:t>
+            </w:r>
+          </w:p>
+          <w:p>
+            <w:pPr>
+              <w:spacing w:after="20"/>
+            </w:pPr>
+            <w:r>
+              <w:rPr>
+                <w:b/>
+                <w:color w:val="C0392B"/>
+                <w:sz w:val="15"/>
+              </w:rPr>
+              <w:t xml:space="preserve">📺 Önerilen YouTube Desteği (Orta Seviye): </w:t>
+            </w:r>
+            <w:r>
+              <w:rPr>
+                <w:b/>
+                <w:sz w:val="15"/>
+              </w:rPr>
+              <w:t xml:space="preserve">Kanal: Sosyal Kale | </w:t>
+            </w:r>
+            <w:r>
+              <w:rPr>
+                <w:sz w:val="15"/>
+              </w:rPr>
+              <w:t>Odak: Soru Çözüm Taktikleri &amp; Neden-Sonuç İlişkisi. Taktik: 'Yalnızca bu bilgiye göre' tarzı sorularda metin dışına çıkmama kuralını pekiştir.</w:t>
             </w:r>
           </w:p>
         </w:tc>
@@ -2282,6 +2386,32 @@
               <w:t>Din Kültürü netin: 6.00 (7 Doğru, 3 Yanlış, 0 Boş). Din Kültürü netin (6.00) potansiyelinin altında. Sıfır çektiğin [Ayet el-Kürsi ve Anlamı] konusunu mutlaka tekrar et. Kavram karmaşası yaşanan [Kader ve Kaza İnancı (%67), Kader Kavramları (Ömür, Ecel, Rızık, Tevekkül) (%67)] alanlarına odaklan. Ömür, ecel, rızık, tevekkül, cüzi/külli irade kavramlarını sözlük kartlarına yazıp ezberle. Ayet-el Kürsi ana fikrine ve yasalara çalış.</w:t>
             </w:r>
           </w:p>
+          <w:p>
+            <w:pPr>
+              <w:spacing w:after="20"/>
+            </w:pPr>
+            <w:r>
+              <w:rPr>
+                <w:b/>
+                <w:color w:val="C0392B"/>
+                <w:sz w:val="15"/>
+              </w:rPr>
+              <w:t xml:space="preserve">📺 Önerilen YouTube Desteği (Orta Seviye): </w:t>
+            </w:r>
+            <w:r>
+              <w:rPr>
+                <w:b/>
+                <w:sz w:val="15"/>
+              </w:rPr>
+              <w:t xml:space="preserve">Kanal: Cebrail Hocam | </w:t>
+            </w:r>
+            <w:r>
+              <w:rPr>
+                <w:sz w:val="15"/>
+              </w:rPr>
+              <w:t>Odak: Ayet Yorumlama &amp; MEB Örnek Soruları. Taktik: Ayet-el Kürsi ana fikri ve evrensel yasalarla ilgili soru kalıplarını videoyla paralel çöz.</w:t>
+            </w:r>
+          </w:p>
         </w:tc>
       </w:tr>
     </w:tbl>
@@ -2408,6 +2538,32 @@
                 <w:sz w:val="15"/>
               </w:rPr>
               <w:t>İngilizce branş netin: 6.00 (7 Doğru, 3 Yanlış, 0 Boş). İngilizce branşında 6.00 net ile hedefin gerisinde kalındı. Pekiştirilmesi gereken [Basit Sorular Sorma (Simple Inquiries) (%50), Kişisel Özellikler / Sıfatlar (Qualities) (%33)] kalıplarını çalış. Davet etme (Would you like...), kabul/ret ve mazeret kalıplarını ve Friendship sıfatlarını her gün 5 kelime kartıyla çalış. Rastgele işaretleme yapma.</w:t>
+            </w:r>
+          </w:p>
+          <w:p>
+            <w:pPr>
+              <w:spacing w:after="20"/>
+            </w:pPr>
+            <w:r>
+              <w:rPr>
+                <w:b/>
+                <w:color w:val="C0392B"/>
+                <w:sz w:val="15"/>
+              </w:rPr>
+              <w:t xml:space="preserve">📺 Önerilen YouTube Desteği (Orta Seviye): </w:t>
+            </w:r>
+            <w:r>
+              <w:rPr>
+                <w:b/>
+                <w:sz w:val="15"/>
+              </w:rPr>
+              <w:t xml:space="preserve">Kanal: Dilek Demirel | </w:t>
+            </w:r>
+            <w:r>
+              <w:rPr>
+                <w:sz w:val="15"/>
+              </w:rPr>
+              <w:t>Odak: Diyalog Tamamlama &amp; Soru Çözüm Metotları. Taktik: Davet, kabul, ret ve mazeret cümlelerini diyalog içi bağlamıyla öğren.</w:t>
             </w:r>
           </w:p>
         </w:tc>

--- a/exports/karneler/20_NESRIN_DOGA_BERBER_Karne.docx
+++ b/exports/karneler/20_NESRIN_DOGA_BERBER_Karne.docx
@@ -27,7 +27,7 @@
           <w:color w:val="646464"/>
           <w:sz w:val="17"/>
         </w:rPr>
-        <w:t>Deneme Sınavı: PARAF LGS 1 | Kurumsal Başarı ve Takip Sistemi</w:t>
+        <w:t>Deneme Sınavı: 2026-2027  NARTEST LGS 1 | Kurumsal Başarı ve Takip Sistemi</w:t>
       </w:r>
     </w:p>
     <w:tbl>
@@ -169,7 +169,7 @@
               <w:rPr>
                 <w:sz w:val="16"/>
               </w:rPr>
-              <w:t>46.33 Net / 333.35 Puan</w:t>
+              <w:t>34.33 Net / 295.94 Puan</w:t>
             </w:r>
           </w:p>
         </w:tc>
@@ -209,7 +209,7 @@
               <w:rPr>
                 <w:sz w:val="16"/>
               </w:rPr>
-              <w:t>Sınıf: 10/27 | Okul: 40/110 | TG: 6373 (Dilim: %61.54)</w:t>
+              <w:t>Sınıf: 20 / 28 | Okul: 37 / 56 | TG: 2529 (Dilim: %82.97)</w:t>
             </w:r>
           </w:p>
         </w:tc>
@@ -483,7 +483,7 @@
               <w:rPr>
                 <w:sz w:val="15"/>
               </w:rPr>
-              <w:t>8</w:t>
+              <w:t>14</w:t>
             </w:r>
           </w:p>
         </w:tc>
@@ -505,7 +505,7 @@
               <w:rPr>
                 <w:sz w:val="15"/>
               </w:rPr>
-              <w:t>11</w:t>
+              <w:t>5</w:t>
             </w:r>
           </w:p>
         </w:tc>
@@ -549,7 +549,7 @@
               <w:rPr>
                 <w:sz w:val="15"/>
               </w:rPr>
-              <w:t>4.33</w:t>
+              <w:t>12.33</w:t>
             </w:r>
           </w:p>
         </w:tc>
@@ -571,7 +571,7 @@
               <w:rPr>
                 <w:sz w:val="15"/>
               </w:rPr>
-              <w:t>%21.6</w:t>
+              <w:t>%61.7</w:t>
             </w:r>
           </w:p>
         </w:tc>
@@ -639,7 +639,7 @@
               <w:rPr>
                 <w:sz w:val="15"/>
               </w:rPr>
-              <w:t>8</w:t>
+              <w:t>5</w:t>
             </w:r>
           </w:p>
         </w:tc>
@@ -661,7 +661,7 @@
               <w:rPr>
                 <w:sz w:val="15"/>
               </w:rPr>
-              <w:t>2</w:t>
+              <w:t>5</w:t>
             </w:r>
           </w:p>
         </w:tc>
@@ -705,7 +705,7 @@
               <w:rPr>
                 <w:sz w:val="15"/>
               </w:rPr>
-              <w:t>7.33</w:t>
+              <w:t>3.33</w:t>
             </w:r>
           </w:p>
         </w:tc>
@@ -727,7 +727,7 @@
               <w:rPr>
                 <w:sz w:val="15"/>
               </w:rPr>
-              <w:t>%73.3</w:t>
+              <w:t>%33.3</w:t>
             </w:r>
           </w:p>
         </w:tc>
@@ -795,29 +795,7 @@
               <w:rPr>
                 <w:sz w:val="15"/>
               </w:rPr>
-              <w:t>7</w:t>
-            </w:r>
-          </w:p>
-        </w:tc>
-        <w:tc>
-          <w:tcPr>
-            <w:tcW w:type="dxa" w:w="1543"/>
-            <w:tcMar>
-              <w:top w:w="20" w:type="dxa"/>
-              <w:bottom w:w="20" w:type="dxa"/>
-              <w:left w:w="35" w:type="dxa"/>
-              <w:right w:w="35" w:type="dxa"/>
-            </w:tcMar>
-          </w:tcPr>
-          <w:p>
-            <w:pPr>
-              <w:jc w:val="center"/>
-            </w:pPr>
-            <w:r>
-              <w:rPr>
-                <w:sz w:val="15"/>
-              </w:rPr>
-              <w:t>3</w:t>
+              <w:t>10</w:t>
             </w:r>
           </w:p>
         </w:tc>
@@ -861,7 +839,7 @@
               <w:rPr>
                 <w:sz w:val="15"/>
               </w:rPr>
-              <w:t>6.00</w:t>
+              <w:t>0</w:t>
             </w:r>
           </w:p>
         </w:tc>
@@ -883,7 +861,29 @@
               <w:rPr>
                 <w:sz w:val="15"/>
               </w:rPr>
-              <w:t>%60.0</w:t>
+              <w:t>10.00</w:t>
+            </w:r>
+          </w:p>
+        </w:tc>
+        <w:tc>
+          <w:tcPr>
+            <w:tcW w:type="dxa" w:w="1543"/>
+            <w:tcMar>
+              <w:top w:w="20" w:type="dxa"/>
+              <w:bottom w:w="20" w:type="dxa"/>
+              <w:left w:w="35" w:type="dxa"/>
+              <w:right w:w="35" w:type="dxa"/>
+            </w:tcMar>
+          </w:tcPr>
+          <w:p>
+            <w:pPr>
+              <w:jc w:val="center"/>
+            </w:pPr>
+            <w:r>
+              <w:rPr>
+                <w:sz w:val="15"/>
+              </w:rPr>
+              <w:t>%100.0</w:t>
             </w:r>
           </w:p>
         </w:tc>
@@ -951,28 +951,6 @@
               <w:rPr>
                 <w:sz w:val="15"/>
               </w:rPr>
-              <w:t>7</w:t>
-            </w:r>
-          </w:p>
-        </w:tc>
-        <w:tc>
-          <w:tcPr>
-            <w:tcW w:type="dxa" w:w="1543"/>
-            <w:tcMar>
-              <w:top w:w="20" w:type="dxa"/>
-              <w:bottom w:w="20" w:type="dxa"/>
-              <w:left w:w="35" w:type="dxa"/>
-              <w:right w:w="35" w:type="dxa"/>
-            </w:tcMar>
-          </w:tcPr>
-          <w:p>
-            <w:pPr>
-              <w:jc w:val="center"/>
-            </w:pPr>
-            <w:r>
-              <w:rPr>
-                <w:sz w:val="15"/>
-              </w:rPr>
               <w:t>3</w:t>
             </w:r>
           </w:p>
@@ -995,7 +973,7 @@
               <w:rPr>
                 <w:sz w:val="15"/>
               </w:rPr>
-              <w:t>0</w:t>
+              <w:t>6</w:t>
             </w:r>
           </w:p>
         </w:tc>
@@ -1017,7 +995,7 @@
               <w:rPr>
                 <w:sz w:val="15"/>
               </w:rPr>
-              <w:t>6.00</w:t>
+              <w:t>1</w:t>
             </w:r>
           </w:p>
         </w:tc>
@@ -1039,7 +1017,29 @@
               <w:rPr>
                 <w:sz w:val="15"/>
               </w:rPr>
-              <w:t>%60.0</w:t>
+              <w:t>1.00</w:t>
+            </w:r>
+          </w:p>
+        </w:tc>
+        <w:tc>
+          <w:tcPr>
+            <w:tcW w:type="dxa" w:w="1543"/>
+            <w:tcMar>
+              <w:top w:w="20" w:type="dxa"/>
+              <w:bottom w:w="20" w:type="dxa"/>
+              <w:left w:w="35" w:type="dxa"/>
+              <w:right w:w="35" w:type="dxa"/>
+            </w:tcMar>
+          </w:tcPr>
+          <w:p>
+            <w:pPr>
+              <w:jc w:val="center"/>
+            </w:pPr>
+            <w:r>
+              <w:rPr>
+                <w:sz w:val="15"/>
+              </w:rPr>
+              <w:t>%10.0</w:t>
             </w:r>
           </w:p>
         </w:tc>
@@ -1107,7 +1107,29 @@
               <w:rPr>
                 <w:sz w:val="15"/>
               </w:rPr>
-              <w:t>14</w:t>
+              <w:t>7</w:t>
+            </w:r>
+          </w:p>
+        </w:tc>
+        <w:tc>
+          <w:tcPr>
+            <w:tcW w:type="dxa" w:w="1543"/>
+            <w:tcMar>
+              <w:top w:w="20" w:type="dxa"/>
+              <w:bottom w:w="20" w:type="dxa"/>
+              <w:left w:w="35" w:type="dxa"/>
+              <w:right w:w="35" w:type="dxa"/>
+            </w:tcMar>
+          </w:tcPr>
+          <w:p>
+            <w:pPr>
+              <w:jc w:val="center"/>
+            </w:pPr>
+            <w:r>
+              <w:rPr>
+                <w:sz w:val="15"/>
+              </w:rPr>
+              <w:t>7</w:t>
             </w:r>
           </w:p>
         </w:tc>
@@ -1151,7 +1173,7 @@
               <w:rPr>
                 <w:sz w:val="15"/>
               </w:rPr>
-              <w:t>0</w:t>
+              <w:t>4.67</w:t>
             </w:r>
           </w:p>
         </w:tc>
@@ -1173,29 +1195,7 @@
               <w:rPr>
                 <w:sz w:val="15"/>
               </w:rPr>
-              <w:t>12.00</w:t>
-            </w:r>
-          </w:p>
-        </w:tc>
-        <w:tc>
-          <w:tcPr>
-            <w:tcW w:type="dxa" w:w="1543"/>
-            <w:tcMar>
-              <w:top w:w="20" w:type="dxa"/>
-              <w:bottom w:w="20" w:type="dxa"/>
-              <w:left w:w="35" w:type="dxa"/>
-              <w:right w:w="35" w:type="dxa"/>
-            </w:tcMar>
-          </w:tcPr>
-          <w:p>
-            <w:pPr>
-              <w:jc w:val="center"/>
-            </w:pPr>
-            <w:r>
-              <w:rPr>
-                <w:sz w:val="15"/>
-              </w:rPr>
-              <w:t>%60.0</w:t>
+              <w:t>%23.3</w:t>
             </w:r>
           </w:p>
         </w:tc>
@@ -1263,28 +1263,6 @@
               <w:rPr>
                 <w:sz w:val="15"/>
               </w:rPr>
-              <w:t>13</w:t>
-            </w:r>
-          </w:p>
-        </w:tc>
-        <w:tc>
-          <w:tcPr>
-            <w:tcW w:type="dxa" w:w="1543"/>
-            <w:tcMar>
-              <w:top w:w="20" w:type="dxa"/>
-              <w:bottom w:w="20" w:type="dxa"/>
-              <w:left w:w="35" w:type="dxa"/>
-              <w:right w:w="35" w:type="dxa"/>
-            </w:tcMar>
-          </w:tcPr>
-          <w:p>
-            <w:pPr>
-              <w:jc w:val="center"/>
-            </w:pPr>
-            <w:r>
-              <w:rPr>
-                <w:sz w:val="15"/>
-              </w:rPr>
               <w:t>7</w:t>
             </w:r>
           </w:p>
@@ -1307,7 +1285,7 @@
               <w:rPr>
                 <w:sz w:val="15"/>
               </w:rPr>
-              <w:t>0</w:t>
+              <w:t>12</w:t>
             </w:r>
           </w:p>
         </w:tc>
@@ -1329,7 +1307,7 @@
               <w:rPr>
                 <w:sz w:val="15"/>
               </w:rPr>
-              <w:t>10.67</w:t>
+              <w:t>1</w:t>
             </w:r>
           </w:p>
         </w:tc>
@@ -1351,7 +1329,29 @@
               <w:rPr>
                 <w:sz w:val="15"/>
               </w:rPr>
-              <w:t>%53.3</w:t>
+              <w:t>3.00</w:t>
+            </w:r>
+          </w:p>
+        </w:tc>
+        <w:tc>
+          <w:tcPr>
+            <w:tcW w:type="dxa" w:w="1543"/>
+            <w:tcMar>
+              <w:top w:w="20" w:type="dxa"/>
+              <w:bottom w:w="20" w:type="dxa"/>
+              <w:left w:w="35" w:type="dxa"/>
+              <w:right w:w="35" w:type="dxa"/>
+            </w:tcMar>
+          </w:tcPr>
+          <w:p>
+            <w:pPr>
+              <w:jc w:val="center"/>
+            </w:pPr>
+            <w:r>
+              <w:rPr>
+                <w:sz w:val="15"/>
+              </w:rPr>
+              <w:t>%15.0</w:t>
             </w:r>
           </w:p>
         </w:tc>
@@ -1425,7 +1425,7 @@
                 <w:b/>
                 <w:sz w:val="15"/>
               </w:rPr>
-              <w:t>57</w:t>
+              <w:t>46</w:t>
             </w:r>
           </w:p>
         </w:tc>
@@ -1449,7 +1449,7 @@
                 <w:b/>
                 <w:sz w:val="15"/>
               </w:rPr>
-              <w:t>32</w:t>
+              <w:t>35</w:t>
             </w:r>
           </w:p>
         </w:tc>
@@ -1473,7 +1473,7 @@
                 <w:b/>
                 <w:sz w:val="15"/>
               </w:rPr>
-              <w:t>1</w:t>
+              <w:t>9</w:t>
             </w:r>
           </w:p>
         </w:tc>
@@ -1497,7 +1497,7 @@
                 <w:b/>
                 <w:sz w:val="15"/>
               </w:rPr>
-              <w:t>46.33</w:t>
+              <w:t>34.33</w:t>
             </w:r>
           </w:p>
         </w:tc>
@@ -1521,7 +1521,629 @@
                 <w:b/>
                 <w:sz w:val="15"/>
               </w:rPr>
-              <w:t>%51.5</w:t>
+              <w:t>%38.1</w:t>
+            </w:r>
+          </w:p>
+        </w:tc>
+      </w:tr>
+    </w:tbl>
+    <w:p>
+      <w:pPr>
+        <w:spacing w:before="80" w:after="40"/>
+      </w:pPr>
+      <w:r>
+        <w:rPr>
+          <w:b/>
+          <w:color w:val="1F497D"/>
+          <w:sz w:val="18"/>
+        </w:rPr>
+        <w:t>1. DENEMELER ARASI GELİŞİM VE AKADEMİK DEĞİŞİM ANALİZİ (PARAF 1 ➔ NARTEST 1)</w:t>
+      </w:r>
+    </w:p>
+    <w:tbl>
+      <w:tblPr>
+        <w:tblW w:type="auto" w:w="0"/>
+        <w:jc w:val="center"/>
+        <w:tblLook w:firstColumn="1" w:firstRow="1" w:lastColumn="0" w:lastRow="0" w:noHBand="0" w:noVBand="1" w:val="04A0"/>
+        <w:tblBorders>
+          <w:top w:val="single" w:sz="4" w:space="0" w:color="B0C4DE"/>
+          <w:left w:val="single" w:sz="4" w:space="0" w:color="B0C4DE"/>
+          <w:bottom w:val="single" w:sz="4" w:space="0" w:color="B0C4DE"/>
+          <w:right w:val="single" w:sz="4" w:space="0" w:color="B0C4DE"/>
+          <w:insideH w:val="single" w:sz="4" w:space="0" w:color="B0C4DE"/>
+          <w:insideV w:val="single" w:sz="4" w:space="0" w:color="B0C4DE"/>
+        </w:tblBorders>
+      </w:tblPr>
+      <w:tblGrid>
+        <w:gridCol w:w="2160"/>
+        <w:gridCol w:w="2160"/>
+        <w:gridCol w:w="2160"/>
+        <w:gridCol w:w="2160"/>
+        <w:gridCol w:w="2160"/>
+      </w:tblGrid>
+      <w:tr>
+        <w:tc>
+          <w:tcPr>
+            <w:tcW w:type="dxa" w:w="2160"/>
+            <w:shd w:fill="1F497D"/>
+            <w:tcMar>
+              <w:top w:w="25" w:type="dxa"/>
+              <w:bottom w:w="25" w:type="dxa"/>
+              <w:left w:w="35" w:type="dxa"/>
+              <w:right w:w="35" w:type="dxa"/>
+            </w:tcMar>
+          </w:tcPr>
+          <w:p>
+            <w:pPr>
+              <w:jc w:val="left"/>
+            </w:pPr>
+            <w:r>
+              <w:rPr>
+                <w:b/>
+                <w:color w:val="FFFFFF"/>
+                <w:sz w:val="15"/>
+              </w:rPr>
+              <w:t>Değerlendirme Kriteri</w:t>
+            </w:r>
+          </w:p>
+        </w:tc>
+        <w:tc>
+          <w:tcPr>
+            <w:tcW w:type="dxa" w:w="2160"/>
+            <w:shd w:fill="1F497D"/>
+            <w:tcMar>
+              <w:top w:w="25" w:type="dxa"/>
+              <w:bottom w:w="25" w:type="dxa"/>
+              <w:left w:w="35" w:type="dxa"/>
+              <w:right w:w="35" w:type="dxa"/>
+            </w:tcMar>
+          </w:tcPr>
+          <w:p>
+            <w:pPr>
+              <w:jc w:val="center"/>
+            </w:pPr>
+            <w:r>
+              <w:rPr>
+                <w:b/>
+                <w:color w:val="FFFFFF"/>
+                <w:sz w:val="15"/>
+              </w:rPr>
+              <w:t>1. Deneme (PARAF)</w:t>
+            </w:r>
+          </w:p>
+        </w:tc>
+        <w:tc>
+          <w:tcPr>
+            <w:tcW w:type="dxa" w:w="2160"/>
+            <w:shd w:fill="1F497D"/>
+            <w:tcMar>
+              <w:top w:w="25" w:type="dxa"/>
+              <w:bottom w:w="25" w:type="dxa"/>
+              <w:left w:w="35" w:type="dxa"/>
+              <w:right w:w="35" w:type="dxa"/>
+            </w:tcMar>
+          </w:tcPr>
+          <w:p>
+            <w:pPr>
+              <w:jc w:val="center"/>
+            </w:pPr>
+            <w:r>
+              <w:rPr>
+                <w:b/>
+                <w:color w:val="FFFFFF"/>
+                <w:sz w:val="15"/>
+              </w:rPr>
+              <w:t>2. Deneme (NARTEST)</w:t>
+            </w:r>
+          </w:p>
+        </w:tc>
+        <w:tc>
+          <w:tcPr>
+            <w:tcW w:type="dxa" w:w="2160"/>
+            <w:shd w:fill="1F497D"/>
+            <w:tcMar>
+              <w:top w:w="25" w:type="dxa"/>
+              <w:bottom w:w="25" w:type="dxa"/>
+              <w:left w:w="35" w:type="dxa"/>
+              <w:right w:w="35" w:type="dxa"/>
+            </w:tcMar>
+          </w:tcPr>
+          <w:p>
+            <w:pPr>
+              <w:jc w:val="center"/>
+            </w:pPr>
+            <w:r>
+              <w:rPr>
+                <w:b/>
+                <w:color w:val="FFFFFF"/>
+                <w:sz w:val="15"/>
+              </w:rPr>
+              <w:t>Sınavlar Arası Fark</w:t>
+            </w:r>
+          </w:p>
+        </w:tc>
+        <w:tc>
+          <w:tcPr>
+            <w:tcW w:type="dxa" w:w="2160"/>
+            <w:shd w:fill="1F497D"/>
+            <w:tcMar>
+              <w:top w:w="25" w:type="dxa"/>
+              <w:bottom w:w="25" w:type="dxa"/>
+              <w:left w:w="35" w:type="dxa"/>
+              <w:right w:w="35" w:type="dxa"/>
+            </w:tcMar>
+          </w:tcPr>
+          <w:p>
+            <w:pPr>
+              <w:jc w:val="center"/>
+            </w:pPr>
+            <w:r>
+              <w:rPr>
+                <w:b/>
+                <w:color w:val="FFFFFF"/>
+                <w:sz w:val="15"/>
+              </w:rPr>
+              <w:t>Gelişim Durumu</w:t>
+            </w:r>
+          </w:p>
+        </w:tc>
+      </w:tr>
+      <w:tr>
+        <w:tc>
+          <w:tcPr>
+            <w:tcW w:type="dxa" w:w="2160"/>
+            <w:tcMar>
+              <w:top w:w="20" w:type="dxa"/>
+              <w:bottom w:w="20" w:type="dxa"/>
+              <w:left w:w="35" w:type="dxa"/>
+              <w:right w:w="35" w:type="dxa"/>
+            </w:tcMar>
+            <w:shd w:fill="F0F4F8"/>
+          </w:tcPr>
+          <w:p>
+            <w:pPr>
+              <w:jc w:val="left"/>
+            </w:pPr>
+            <w:r>
+              <w:rPr>
+                <w:sz w:val="15"/>
+              </w:rPr>
+              <w:t>Toplam Net</w:t>
+            </w:r>
+          </w:p>
+        </w:tc>
+        <w:tc>
+          <w:tcPr>
+            <w:tcW w:type="dxa" w:w="2160"/>
+            <w:tcMar>
+              <w:top w:w="20" w:type="dxa"/>
+              <w:bottom w:w="20" w:type="dxa"/>
+              <w:left w:w="35" w:type="dxa"/>
+              <w:right w:w="35" w:type="dxa"/>
+            </w:tcMar>
+            <w:shd w:fill="F0F4F8"/>
+          </w:tcPr>
+          <w:p>
+            <w:pPr>
+              <w:jc w:val="center"/>
+            </w:pPr>
+            <w:r>
+              <w:rPr>
+                <w:sz w:val="15"/>
+              </w:rPr>
+              <w:t>46.33 Net</w:t>
+            </w:r>
+          </w:p>
+        </w:tc>
+        <w:tc>
+          <w:tcPr>
+            <w:tcW w:type="dxa" w:w="2160"/>
+            <w:tcMar>
+              <w:top w:w="20" w:type="dxa"/>
+              <w:bottom w:w="20" w:type="dxa"/>
+              <w:left w:w="35" w:type="dxa"/>
+              <w:right w:w="35" w:type="dxa"/>
+            </w:tcMar>
+            <w:shd w:fill="F0F4F8"/>
+          </w:tcPr>
+          <w:p>
+            <w:pPr>
+              <w:jc w:val="center"/>
+            </w:pPr>
+            <w:r>
+              <w:rPr>
+                <w:sz w:val="15"/>
+              </w:rPr>
+              <w:t>34.33 Net</w:t>
+            </w:r>
+          </w:p>
+        </w:tc>
+        <w:tc>
+          <w:tcPr>
+            <w:tcW w:type="dxa" w:w="2160"/>
+            <w:tcMar>
+              <w:top w:w="20" w:type="dxa"/>
+              <w:bottom w:w="20" w:type="dxa"/>
+              <w:left w:w="35" w:type="dxa"/>
+              <w:right w:w="35" w:type="dxa"/>
+            </w:tcMar>
+            <w:shd w:fill="FDEDEC"/>
+          </w:tcPr>
+          <w:p>
+            <w:pPr>
+              <w:jc w:val="center"/>
+            </w:pPr>
+            <w:r>
+              <w:rPr>
+                <w:b/>
+                <w:sz w:val="15"/>
+              </w:rPr>
+              <w:t>-12.00 Net</w:t>
+            </w:r>
+          </w:p>
+        </w:tc>
+        <w:tc>
+          <w:tcPr>
+            <w:tcW w:type="dxa" w:w="2160"/>
+            <w:tcMar>
+              <w:top w:w="20" w:type="dxa"/>
+              <w:bottom w:w="20" w:type="dxa"/>
+              <w:left w:w="35" w:type="dxa"/>
+              <w:right w:w="35" w:type="dxa"/>
+            </w:tcMar>
+            <w:shd w:fill="F0F4F8"/>
+          </w:tcPr>
+          <w:p>
+            <w:pPr>
+              <w:jc w:val="center"/>
+            </w:pPr>
+            <w:r>
+              <w:rPr>
+                <w:sz w:val="15"/>
+              </w:rPr>
+              <w:t>🚨 Ciddi Gerileme</w:t>
+            </w:r>
+          </w:p>
+        </w:tc>
+      </w:tr>
+      <w:tr>
+        <w:tc>
+          <w:tcPr>
+            <w:tcW w:type="dxa" w:w="2160"/>
+            <w:tcMar>
+              <w:top w:w="20" w:type="dxa"/>
+              <w:bottom w:w="20" w:type="dxa"/>
+              <w:left w:w="35" w:type="dxa"/>
+              <w:right w:w="35" w:type="dxa"/>
+            </w:tcMar>
+          </w:tcPr>
+          <w:p>
+            <w:pPr>
+              <w:jc w:val="left"/>
+            </w:pPr>
+            <w:r>
+              <w:rPr>
+                <w:sz w:val="15"/>
+              </w:rPr>
+              <w:t>LGS Puanı</w:t>
+            </w:r>
+          </w:p>
+        </w:tc>
+        <w:tc>
+          <w:tcPr>
+            <w:tcW w:type="dxa" w:w="2160"/>
+            <w:tcMar>
+              <w:top w:w="20" w:type="dxa"/>
+              <w:bottom w:w="20" w:type="dxa"/>
+              <w:left w:w="35" w:type="dxa"/>
+              <w:right w:w="35" w:type="dxa"/>
+            </w:tcMar>
+          </w:tcPr>
+          <w:p>
+            <w:pPr>
+              <w:jc w:val="center"/>
+            </w:pPr>
+            <w:r>
+              <w:rPr>
+                <w:sz w:val="15"/>
+              </w:rPr>
+              <w:t>333.35 Puan</w:t>
+            </w:r>
+          </w:p>
+        </w:tc>
+        <w:tc>
+          <w:tcPr>
+            <w:tcW w:type="dxa" w:w="2160"/>
+            <w:tcMar>
+              <w:top w:w="20" w:type="dxa"/>
+              <w:bottom w:w="20" w:type="dxa"/>
+              <w:left w:w="35" w:type="dxa"/>
+              <w:right w:w="35" w:type="dxa"/>
+            </w:tcMar>
+          </w:tcPr>
+          <w:p>
+            <w:pPr>
+              <w:jc w:val="center"/>
+            </w:pPr>
+            <w:r>
+              <w:rPr>
+                <w:sz w:val="15"/>
+              </w:rPr>
+              <w:t>295.94 Puan</w:t>
+            </w:r>
+          </w:p>
+        </w:tc>
+        <w:tc>
+          <w:tcPr>
+            <w:tcW w:type="dxa" w:w="2160"/>
+            <w:tcMar>
+              <w:top w:w="20" w:type="dxa"/>
+              <w:bottom w:w="20" w:type="dxa"/>
+              <w:left w:w="35" w:type="dxa"/>
+              <w:right w:w="35" w:type="dxa"/>
+            </w:tcMar>
+            <w:shd w:fill="FDEDEC"/>
+          </w:tcPr>
+          <w:p>
+            <w:pPr>
+              <w:jc w:val="center"/>
+            </w:pPr>
+            <w:r>
+              <w:rPr>
+                <w:b/>
+                <w:sz w:val="15"/>
+              </w:rPr>
+              <w:t>-37.41 Puan</w:t>
+            </w:r>
+          </w:p>
+        </w:tc>
+        <w:tc>
+          <w:tcPr>
+            <w:tcW w:type="dxa" w:w="2160"/>
+            <w:tcMar>
+              <w:top w:w="20" w:type="dxa"/>
+              <w:bottom w:w="20" w:type="dxa"/>
+              <w:left w:w="35" w:type="dxa"/>
+              <w:right w:w="35" w:type="dxa"/>
+            </w:tcMar>
+          </w:tcPr>
+          <w:p>
+            <w:pPr>
+              <w:jc w:val="center"/>
+            </w:pPr>
+            <w:r>
+              <w:rPr>
+                <w:sz w:val="15"/>
+              </w:rPr>
+              <w:t>Puan Kaybı</w:t>
+            </w:r>
+          </w:p>
+        </w:tc>
+      </w:tr>
+      <w:tr>
+        <w:tc>
+          <w:tcPr>
+            <w:tcW w:type="dxa" w:w="2160"/>
+            <w:tcMar>
+              <w:top w:w="20" w:type="dxa"/>
+              <w:bottom w:w="20" w:type="dxa"/>
+              <w:left w:w="35" w:type="dxa"/>
+              <w:right w:w="35" w:type="dxa"/>
+            </w:tcMar>
+          </w:tcPr>
+          <w:p>
+            <w:pPr>
+              <w:jc w:val="left"/>
+            </w:pPr>
+            <w:r>
+              <w:rPr>
+                <w:sz w:val="15"/>
+              </w:rPr>
+              <w:t>Sınıf Derecesi</w:t>
+            </w:r>
+          </w:p>
+        </w:tc>
+        <w:tc>
+          <w:tcPr>
+            <w:tcW w:type="dxa" w:w="2160"/>
+            <w:tcMar>
+              <w:top w:w="20" w:type="dxa"/>
+              <w:bottom w:w="20" w:type="dxa"/>
+              <w:left w:w="35" w:type="dxa"/>
+              <w:right w:w="35" w:type="dxa"/>
+            </w:tcMar>
+          </w:tcPr>
+          <w:p>
+            <w:pPr>
+              <w:jc w:val="center"/>
+            </w:pPr>
+            <w:r>
+              <w:rPr>
+                <w:sz w:val="15"/>
+              </w:rPr>
+              <w:t>10. Sıra / 27</w:t>
+            </w:r>
+          </w:p>
+        </w:tc>
+        <w:tc>
+          <w:tcPr>
+            <w:tcW w:type="dxa" w:w="2160"/>
+            <w:tcMar>
+              <w:top w:w="20" w:type="dxa"/>
+              <w:bottom w:w="20" w:type="dxa"/>
+              <w:left w:w="35" w:type="dxa"/>
+              <w:right w:w="35" w:type="dxa"/>
+            </w:tcMar>
+          </w:tcPr>
+          <w:p>
+            <w:pPr>
+              <w:jc w:val="center"/>
+            </w:pPr>
+            <w:r>
+              <w:rPr>
+                <w:sz w:val="15"/>
+              </w:rPr>
+              <w:t>20. Sıra / 28</w:t>
+            </w:r>
+          </w:p>
+        </w:tc>
+        <w:tc>
+          <w:tcPr>
+            <w:tcW w:type="dxa" w:w="2160"/>
+            <w:tcMar>
+              <w:top w:w="20" w:type="dxa"/>
+              <w:bottom w:w="20" w:type="dxa"/>
+              <w:left w:w="35" w:type="dxa"/>
+              <w:right w:w="35" w:type="dxa"/>
+            </w:tcMar>
+            <w:shd w:fill="FDEDEC"/>
+          </w:tcPr>
+          <w:p>
+            <w:pPr>
+              <w:jc w:val="center"/>
+            </w:pPr>
+            <w:r>
+              <w:rPr>
+                <w:b/>
+                <w:sz w:val="15"/>
+              </w:rPr>
+              <w:t>-10 Sıra Geriledi</w:t>
+            </w:r>
+          </w:p>
+        </w:tc>
+        <w:tc>
+          <w:tcPr>
+            <w:tcW w:type="dxa" w:w="2160"/>
+            <w:tcMar>
+              <w:top w:w="20" w:type="dxa"/>
+              <w:bottom w:w="20" w:type="dxa"/>
+              <w:left w:w="35" w:type="dxa"/>
+              <w:right w:w="35" w:type="dxa"/>
+            </w:tcMar>
+          </w:tcPr>
+          <w:p>
+            <w:pPr>
+              <w:jc w:val="center"/>
+            </w:pPr>
+            <w:r>
+              <w:rPr>
+                <w:sz w:val="15"/>
+              </w:rPr>
+              <w:t>Sınıf İçi Başarı</w:t>
+            </w:r>
+          </w:p>
+        </w:tc>
+      </w:tr>
+      <w:tr>
+        <w:tc>
+          <w:tcPr>
+            <w:tcW w:type="dxa" w:w="2160"/>
+            <w:tcMar>
+              <w:top w:w="20" w:type="dxa"/>
+              <w:bottom w:w="20" w:type="dxa"/>
+              <w:left w:w="35" w:type="dxa"/>
+              <w:right w:w="35" w:type="dxa"/>
+            </w:tcMar>
+          </w:tcPr>
+          <w:p>
+            <w:pPr>
+              <w:jc w:val="left"/>
+            </w:pPr>
+            <w:r>
+              <w:rPr>
+                <w:sz w:val="15"/>
+              </w:rPr>
+              <w:t>Okul Derecesi</w:t>
+            </w:r>
+          </w:p>
+        </w:tc>
+        <w:tc>
+          <w:tcPr>
+            <w:tcW w:type="dxa" w:w="2160"/>
+            <w:tcMar>
+              <w:top w:w="20" w:type="dxa"/>
+              <w:bottom w:w="20" w:type="dxa"/>
+              <w:left w:w="35" w:type="dxa"/>
+              <w:right w:w="35" w:type="dxa"/>
+            </w:tcMar>
+          </w:tcPr>
+          <w:p>
+            <w:pPr>
+              <w:jc w:val="center"/>
+            </w:pPr>
+            <w:r>
+              <w:rPr>
+                <w:sz w:val="15"/>
+              </w:rPr>
+              <w:t>40. Sıra / 110</w:t>
+            </w:r>
+          </w:p>
+        </w:tc>
+        <w:tc>
+          <w:tcPr>
+            <w:tcW w:type="dxa" w:w="2160"/>
+            <w:tcMar>
+              <w:top w:w="20" w:type="dxa"/>
+              <w:bottom w:w="20" w:type="dxa"/>
+              <w:left w:w="35" w:type="dxa"/>
+              <w:right w:w="35" w:type="dxa"/>
+            </w:tcMar>
+          </w:tcPr>
+          <w:p>
+            <w:pPr>
+              <w:jc w:val="center"/>
+            </w:pPr>
+            <w:r>
+              <w:rPr>
+                <w:sz w:val="15"/>
+              </w:rPr>
+              <w:t>37. Sıra / 56</w:t>
+            </w:r>
+          </w:p>
+        </w:tc>
+        <w:tc>
+          <w:tcPr>
+            <w:tcW w:type="dxa" w:w="2160"/>
+            <w:tcMar>
+              <w:top w:w="20" w:type="dxa"/>
+              <w:bottom w:w="20" w:type="dxa"/>
+              <w:left w:w="35" w:type="dxa"/>
+              <w:right w:w="35" w:type="dxa"/>
+            </w:tcMar>
+            <w:shd w:fill="E8F8F5"/>
+          </w:tcPr>
+          <w:p>
+            <w:pPr>
+              <w:jc w:val="center"/>
+            </w:pPr>
+            <w:r>
+              <w:rPr>
+                <w:b/>
+                <w:sz w:val="15"/>
+              </w:rPr>
+              <w:t>+3 Sıra Yükseldi</w:t>
+            </w:r>
+          </w:p>
+        </w:tc>
+        <w:tc>
+          <w:tcPr>
+            <w:tcW w:type="dxa" w:w="2160"/>
+            <w:tcMar>
+              <w:top w:w="20" w:type="dxa"/>
+              <w:bottom w:w="20" w:type="dxa"/>
+              <w:left w:w="35" w:type="dxa"/>
+              <w:right w:w="35" w:type="dxa"/>
+            </w:tcMar>
+          </w:tcPr>
+          <w:p>
+            <w:pPr>
+              <w:jc w:val="center"/>
+            </w:pPr>
+            <w:r>
+              <w:rPr>
+                <w:sz w:val="15"/>
+              </w:rPr>
+              <w:t>Okul İçi Başarı</w:t>
             </w:r>
           </w:p>
         </w:tc>
@@ -1535,9 +2157,569 @@
         <w:rPr>
           <w:b/>
           <w:color w:val="006666"/>
+          <w:sz w:val="16"/>
+        </w:rPr>
+        <w:t>Branş Bazlı Net Değişim Tablosu:</w:t>
+      </w:r>
+    </w:p>
+    <w:tbl>
+      <w:tblPr>
+        <w:tblW w:type="auto" w:w="0"/>
+        <w:jc w:val="center"/>
+        <w:tblLook w:firstColumn="1" w:firstRow="1" w:lastColumn="0" w:lastRow="0" w:noHBand="0" w:noVBand="1" w:val="04A0"/>
+        <w:tblBorders>
+          <w:top w:val="single" w:sz="4" w:space="0" w:color="B0C4DE"/>
+          <w:left w:val="single" w:sz="4" w:space="0" w:color="B0C4DE"/>
+          <w:bottom w:val="single" w:sz="4" w:space="0" w:color="B0C4DE"/>
+          <w:right w:val="single" w:sz="4" w:space="0" w:color="B0C4DE"/>
+          <w:insideH w:val="single" w:sz="4" w:space="0" w:color="B0C4DE"/>
+          <w:insideV w:val="single" w:sz="4" w:space="0" w:color="B0C4DE"/>
+        </w:tblBorders>
+      </w:tblPr>
+      <w:tblGrid>
+        <w:gridCol w:w="1543"/>
+        <w:gridCol w:w="1543"/>
+        <w:gridCol w:w="1543"/>
+        <w:gridCol w:w="1543"/>
+        <w:gridCol w:w="1543"/>
+        <w:gridCol w:w="1543"/>
+        <w:gridCol w:w="1543"/>
+      </w:tblGrid>
+      <w:tr>
+        <w:tc>
+          <w:tcPr>
+            <w:tcW w:type="dxa" w:w="1543"/>
+            <w:shd w:fill="1F497D"/>
+            <w:tcMar>
+              <w:top w:w="20" w:type="dxa"/>
+              <w:bottom w:w="20" w:type="dxa"/>
+              <w:left w:w="30" w:type="dxa"/>
+              <w:right w:w="30" w:type="dxa"/>
+            </w:tcMar>
+          </w:tcPr>
+          <w:p>
+            <w:pPr>
+              <w:jc w:val="center"/>
+            </w:pPr>
+            <w:r>
+              <w:rPr>
+                <w:b/>
+                <w:color w:val="FFFFFF"/>
+                <w:sz w:val="15"/>
+              </w:rPr>
+              <w:t>Deneme Sınavı</w:t>
+            </w:r>
+          </w:p>
+        </w:tc>
+        <w:tc>
+          <w:tcPr>
+            <w:tcW w:type="dxa" w:w="1543"/>
+            <w:shd w:fill="1F497D"/>
+            <w:tcMar>
+              <w:top w:w="20" w:type="dxa"/>
+              <w:bottom w:w="20" w:type="dxa"/>
+              <w:left w:w="30" w:type="dxa"/>
+              <w:right w:w="30" w:type="dxa"/>
+            </w:tcMar>
+          </w:tcPr>
+          <w:p>
+            <w:pPr>
+              <w:jc w:val="center"/>
+            </w:pPr>
+            <w:r>
+              <w:rPr>
+                <w:b/>
+                <w:color w:val="FFFFFF"/>
+                <w:sz w:val="15"/>
+              </w:rPr>
+              <w:t>Türkçe</w:t>
+            </w:r>
+          </w:p>
+        </w:tc>
+        <w:tc>
+          <w:tcPr>
+            <w:tcW w:type="dxa" w:w="1543"/>
+            <w:shd w:fill="1F497D"/>
+            <w:tcMar>
+              <w:top w:w="20" w:type="dxa"/>
+              <w:bottom w:w="20" w:type="dxa"/>
+              <w:left w:w="30" w:type="dxa"/>
+              <w:right w:w="30" w:type="dxa"/>
+            </w:tcMar>
+          </w:tcPr>
+          <w:p>
+            <w:pPr>
+              <w:jc w:val="center"/>
+            </w:pPr>
+            <w:r>
+              <w:rPr>
+                <w:b/>
+                <w:color w:val="FFFFFF"/>
+                <w:sz w:val="15"/>
+              </w:rPr>
+              <w:t>İnkılap</w:t>
+            </w:r>
+          </w:p>
+        </w:tc>
+        <w:tc>
+          <w:tcPr>
+            <w:tcW w:type="dxa" w:w="1543"/>
+            <w:shd w:fill="1F497D"/>
+            <w:tcMar>
+              <w:top w:w="20" w:type="dxa"/>
+              <w:bottom w:w="20" w:type="dxa"/>
+              <w:left w:w="30" w:type="dxa"/>
+              <w:right w:w="30" w:type="dxa"/>
+            </w:tcMar>
+          </w:tcPr>
+          <w:p>
+            <w:pPr>
+              <w:jc w:val="center"/>
+            </w:pPr>
+            <w:r>
+              <w:rPr>
+                <w:b/>
+                <w:color w:val="FFFFFF"/>
+                <w:sz w:val="15"/>
+              </w:rPr>
+              <w:t>Din Kül.</w:t>
+            </w:r>
+          </w:p>
+        </w:tc>
+        <w:tc>
+          <w:tcPr>
+            <w:tcW w:type="dxa" w:w="1543"/>
+            <w:shd w:fill="1F497D"/>
+            <w:tcMar>
+              <w:top w:w="20" w:type="dxa"/>
+              <w:bottom w:w="20" w:type="dxa"/>
+              <w:left w:w="30" w:type="dxa"/>
+              <w:right w:w="30" w:type="dxa"/>
+            </w:tcMar>
+          </w:tcPr>
+          <w:p>
+            <w:pPr>
+              <w:jc w:val="center"/>
+            </w:pPr>
+            <w:r>
+              <w:rPr>
+                <w:b/>
+                <w:color w:val="FFFFFF"/>
+                <w:sz w:val="15"/>
+              </w:rPr>
+              <w:t>İngilizce</w:t>
+            </w:r>
+          </w:p>
+        </w:tc>
+        <w:tc>
+          <w:tcPr>
+            <w:tcW w:type="dxa" w:w="1543"/>
+            <w:shd w:fill="1F497D"/>
+            <w:tcMar>
+              <w:top w:w="20" w:type="dxa"/>
+              <w:bottom w:w="20" w:type="dxa"/>
+              <w:left w:w="30" w:type="dxa"/>
+              <w:right w:w="30" w:type="dxa"/>
+            </w:tcMar>
+          </w:tcPr>
+          <w:p>
+            <w:pPr>
+              <w:jc w:val="center"/>
+            </w:pPr>
+            <w:r>
+              <w:rPr>
+                <w:b/>
+                <w:color w:val="FFFFFF"/>
+                <w:sz w:val="15"/>
+              </w:rPr>
+              <w:t>Matematik</w:t>
+            </w:r>
+          </w:p>
+        </w:tc>
+        <w:tc>
+          <w:tcPr>
+            <w:tcW w:type="dxa" w:w="1543"/>
+            <w:shd w:fill="1F497D"/>
+            <w:tcMar>
+              <w:top w:w="20" w:type="dxa"/>
+              <w:bottom w:w="20" w:type="dxa"/>
+              <w:left w:w="30" w:type="dxa"/>
+              <w:right w:w="30" w:type="dxa"/>
+            </w:tcMar>
+          </w:tcPr>
+          <w:p>
+            <w:pPr>
+              <w:jc w:val="center"/>
+            </w:pPr>
+            <w:r>
+              <w:rPr>
+                <w:b/>
+                <w:color w:val="FFFFFF"/>
+                <w:sz w:val="15"/>
+              </w:rPr>
+              <w:t>Fen Bil.</w:t>
+            </w:r>
+          </w:p>
+        </w:tc>
+      </w:tr>
+      <w:tr>
+        <w:tc>
+          <w:tcPr>
+            <w:tcW w:type="dxa" w:w="1543"/>
+            <w:tcMar>
+              <w:top w:w="15" w:type="dxa"/>
+              <w:bottom w:w="15" w:type="dxa"/>
+              <w:left w:w="25" w:type="dxa"/>
+              <w:right w:w="25" w:type="dxa"/>
+            </w:tcMar>
+          </w:tcPr>
+          <w:p>
+            <w:pPr>
+              <w:jc w:val="center"/>
+            </w:pPr>
+            <w:r>
+              <w:rPr>
+                <w:sz w:val="15"/>
+              </w:rPr>
+              <w:t>1. PARAF LGS 1</w:t>
+            </w:r>
+          </w:p>
+        </w:tc>
+        <w:tc>
+          <w:tcPr>
+            <w:tcW w:type="dxa" w:w="1543"/>
+            <w:tcMar>
+              <w:top w:w="15" w:type="dxa"/>
+              <w:bottom w:w="15" w:type="dxa"/>
+              <w:left w:w="25" w:type="dxa"/>
+              <w:right w:w="25" w:type="dxa"/>
+            </w:tcMar>
+          </w:tcPr>
+          <w:p>
+            <w:pPr>
+              <w:jc w:val="center"/>
+            </w:pPr>
+            <w:r>
+              <w:rPr>
+                <w:sz w:val="15"/>
+              </w:rPr>
+              <w:t>4.33</w:t>
+            </w:r>
+          </w:p>
+        </w:tc>
+        <w:tc>
+          <w:tcPr>
+            <w:tcW w:type="dxa" w:w="1543"/>
+            <w:tcMar>
+              <w:top w:w="15" w:type="dxa"/>
+              <w:bottom w:w="15" w:type="dxa"/>
+              <w:left w:w="25" w:type="dxa"/>
+              <w:right w:w="25" w:type="dxa"/>
+            </w:tcMar>
+          </w:tcPr>
+          <w:p>
+            <w:pPr>
+              <w:jc w:val="center"/>
+            </w:pPr>
+            <w:r>
+              <w:rPr>
+                <w:sz w:val="15"/>
+              </w:rPr>
+              <w:t>7.33</w:t>
+            </w:r>
+          </w:p>
+        </w:tc>
+        <w:tc>
+          <w:tcPr>
+            <w:tcW w:type="dxa" w:w="1543"/>
+            <w:tcMar>
+              <w:top w:w="15" w:type="dxa"/>
+              <w:bottom w:w="15" w:type="dxa"/>
+              <w:left w:w="25" w:type="dxa"/>
+              <w:right w:w="25" w:type="dxa"/>
+            </w:tcMar>
+          </w:tcPr>
+          <w:p>
+            <w:pPr>
+              <w:jc w:val="center"/>
+            </w:pPr>
+            <w:r>
+              <w:rPr>
+                <w:sz w:val="15"/>
+              </w:rPr>
+              <w:t>6.00</w:t>
+            </w:r>
+          </w:p>
+        </w:tc>
+        <w:tc>
+          <w:tcPr>
+            <w:tcW w:type="dxa" w:w="1543"/>
+            <w:tcMar>
+              <w:top w:w="15" w:type="dxa"/>
+              <w:bottom w:w="15" w:type="dxa"/>
+              <w:left w:w="25" w:type="dxa"/>
+              <w:right w:w="25" w:type="dxa"/>
+            </w:tcMar>
+          </w:tcPr>
+          <w:p>
+            <w:pPr>
+              <w:jc w:val="center"/>
+            </w:pPr>
+            <w:r>
+              <w:rPr>
+                <w:sz w:val="15"/>
+              </w:rPr>
+              <w:t>6.00</w:t>
+            </w:r>
+          </w:p>
+        </w:tc>
+        <w:tc>
+          <w:tcPr>
+            <w:tcW w:type="dxa" w:w="1543"/>
+            <w:tcMar>
+              <w:top w:w="15" w:type="dxa"/>
+              <w:bottom w:w="15" w:type="dxa"/>
+              <w:left w:w="25" w:type="dxa"/>
+              <w:right w:w="25" w:type="dxa"/>
+            </w:tcMar>
+          </w:tcPr>
+          <w:p>
+            <w:pPr>
+              <w:jc w:val="center"/>
+            </w:pPr>
+            <w:r>
+              <w:rPr>
+                <w:sz w:val="15"/>
+              </w:rPr>
+              <w:t>12.00</w:t>
+            </w:r>
+          </w:p>
+        </w:tc>
+        <w:tc>
+          <w:tcPr>
+            <w:tcW w:type="dxa" w:w="1543"/>
+            <w:tcMar>
+              <w:top w:w="15" w:type="dxa"/>
+              <w:bottom w:w="15" w:type="dxa"/>
+              <w:left w:w="25" w:type="dxa"/>
+              <w:right w:w="25" w:type="dxa"/>
+            </w:tcMar>
+          </w:tcPr>
+          <w:p>
+            <w:pPr>
+              <w:jc w:val="center"/>
+            </w:pPr>
+            <w:r>
+              <w:rPr>
+                <w:sz w:val="15"/>
+              </w:rPr>
+              <w:t>10.67</w:t>
+            </w:r>
+          </w:p>
+        </w:tc>
+      </w:tr>
+      <w:tr>
+        <w:tc>
+          <w:tcPr>
+            <w:tcW w:type="dxa" w:w="1543"/>
+            <w:tcMar>
+              <w:top w:w="15" w:type="dxa"/>
+              <w:bottom w:w="15" w:type="dxa"/>
+              <w:left w:w="25" w:type="dxa"/>
+              <w:right w:w="25" w:type="dxa"/>
+            </w:tcMar>
+          </w:tcPr>
+          <w:p>
+            <w:pPr>
+              <w:jc w:val="center"/>
+            </w:pPr>
+            <w:r>
+              <w:rPr>
+                <w:b/>
+                <w:sz w:val="15"/>
+              </w:rPr>
+              <w:t>Net Farkı (+/-)</w:t>
+            </w:r>
+          </w:p>
+        </w:tc>
+        <w:tc>
+          <w:tcPr>
+            <w:tcW w:type="dxa" w:w="1543"/>
+            <w:tcMar>
+              <w:top w:w="15" w:type="dxa"/>
+              <w:bottom w:w="15" w:type="dxa"/>
+              <w:left w:w="25" w:type="dxa"/>
+              <w:right w:w="25" w:type="dxa"/>
+            </w:tcMar>
+            <w:shd w:fill="E8F8F5"/>
+          </w:tcPr>
+          <w:p>
+            <w:pPr>
+              <w:jc w:val="center"/>
+            </w:pPr>
+            <w:r>
+              <w:rPr>
+                <w:b/>
+                <w:sz w:val="15"/>
+              </w:rPr>
+              <w:t>+8.00</w:t>
+            </w:r>
+          </w:p>
+        </w:tc>
+        <w:tc>
+          <w:tcPr>
+            <w:tcW w:type="dxa" w:w="1543"/>
+            <w:tcMar>
+              <w:top w:w="15" w:type="dxa"/>
+              <w:bottom w:w="15" w:type="dxa"/>
+              <w:left w:w="25" w:type="dxa"/>
+              <w:right w:w="25" w:type="dxa"/>
+            </w:tcMar>
+            <w:shd w:fill="FDEDEC"/>
+          </w:tcPr>
+          <w:p>
+            <w:pPr>
+              <w:jc w:val="center"/>
+            </w:pPr>
+            <w:r>
+              <w:rPr>
+                <w:b/>
+                <w:sz w:val="15"/>
+              </w:rPr>
+              <w:t>-4.00</w:t>
+            </w:r>
+          </w:p>
+        </w:tc>
+        <w:tc>
+          <w:tcPr>
+            <w:tcW w:type="dxa" w:w="1543"/>
+            <w:tcMar>
+              <w:top w:w="15" w:type="dxa"/>
+              <w:bottom w:w="15" w:type="dxa"/>
+              <w:left w:w="25" w:type="dxa"/>
+              <w:right w:w="25" w:type="dxa"/>
+            </w:tcMar>
+            <w:shd w:fill="E8F8F5"/>
+          </w:tcPr>
+          <w:p>
+            <w:pPr>
+              <w:jc w:val="center"/>
+            </w:pPr>
+            <w:r>
+              <w:rPr>
+                <w:b/>
+                <w:sz w:val="15"/>
+              </w:rPr>
+              <w:t>+4.00</w:t>
+            </w:r>
+          </w:p>
+        </w:tc>
+        <w:tc>
+          <w:tcPr>
+            <w:tcW w:type="dxa" w:w="1543"/>
+            <w:tcMar>
+              <w:top w:w="15" w:type="dxa"/>
+              <w:bottom w:w="15" w:type="dxa"/>
+              <w:left w:w="25" w:type="dxa"/>
+              <w:right w:w="25" w:type="dxa"/>
+            </w:tcMar>
+            <w:shd w:fill="FDEDEC"/>
+          </w:tcPr>
+          <w:p>
+            <w:pPr>
+              <w:jc w:val="center"/>
+            </w:pPr>
+            <w:r>
+              <w:rPr>
+                <w:b/>
+                <w:sz w:val="15"/>
+              </w:rPr>
+              <w:t>-5.00</w:t>
+            </w:r>
+          </w:p>
+        </w:tc>
+        <w:tc>
+          <w:tcPr>
+            <w:tcW w:type="dxa" w:w="1543"/>
+            <w:tcMar>
+              <w:top w:w="15" w:type="dxa"/>
+              <w:bottom w:w="15" w:type="dxa"/>
+              <w:left w:w="25" w:type="dxa"/>
+              <w:right w:w="25" w:type="dxa"/>
+            </w:tcMar>
+            <w:shd w:fill="FDEDEC"/>
+          </w:tcPr>
+          <w:p>
+            <w:pPr>
+              <w:jc w:val="center"/>
+            </w:pPr>
+            <w:r>
+              <w:rPr>
+                <w:b/>
+                <w:sz w:val="15"/>
+              </w:rPr>
+              <w:t>-7.33</w:t>
+            </w:r>
+          </w:p>
+        </w:tc>
+        <w:tc>
+          <w:tcPr>
+            <w:tcW w:type="dxa" w:w="1543"/>
+            <w:tcMar>
+              <w:top w:w="15" w:type="dxa"/>
+              <w:bottom w:w="15" w:type="dxa"/>
+              <w:left w:w="25" w:type="dxa"/>
+              <w:right w:w="25" w:type="dxa"/>
+            </w:tcMar>
+            <w:shd w:fill="FDEDEC"/>
+          </w:tcPr>
+          <w:p>
+            <w:pPr>
+              <w:jc w:val="center"/>
+            </w:pPr>
+            <w:r>
+              <w:rPr>
+                <w:b/>
+                <w:sz w:val="15"/>
+              </w:rPr>
+              <w:t>-7.67</w:t>
+            </w:r>
+          </w:p>
+        </w:tc>
+      </w:tr>
+    </w:tbl>
+    <w:p>
+      <w:pPr>
+        <w:spacing w:before="40" w:after="40"/>
+      </w:pPr>
+      <w:r>
+        <w:rPr>
+          <w:b/>
+          <w:color w:val="0E6655"/>
+          <w:sz w:val="16"/>
+        </w:rPr>
+        <w:t xml:space="preserve">⭐ En Yüksek Artış: Türkçe (+8.00 Net)  |  </w:t>
+      </w:r>
+      <w:r>
+        <w:rPr>
+          <w:b/>
+          <w:color w:val="B41414"/>
+          <w:sz w:val="16"/>
+        </w:rPr>
+        <w:t>⚠️ Takip / Müdahale Alanı: Fen Bilimleri (-7.67 Net)</w:t>
+      </w:r>
+    </w:p>
+    <w:p>
+      <w:pPr>
+        <w:spacing w:before="60" w:after="20"/>
+      </w:pPr>
+      <w:r>
+        <w:rPr>
+          <w:b/>
+          <w:color w:val="006666"/>
           <w:sz w:val="18"/>
         </w:rPr>
-        <w:t>1. GENEL KAZANIM BAŞARI VE EKSİK ENVANTERİ</w:t>
+        <w:t>2. GENEL KAZANIM BAŞARI VE EKSİK ENVANTERİ</w:t>
       </w:r>
     </w:p>
     <w:p>
@@ -1557,7 +2739,7 @@
           <w:color w:val="B41414"/>
           <w:sz w:val="16"/>
         </w:rPr>
-        <w:t>Türkçe: Sözcük ve Sözcük Gruplarında Anlam, Türkçe: Hikâyenin Unsurları - 5N 1K, Türkçe: Öznel ve Nesnel Anlatımlı Cümleler, Türkçe: FİİLİMSİLER, Türkçe: Sebep-Sonuç, Amaç-Sonuç Cümleleri, Türkçe: Soru-Cevap, Türkçe: Büyük Harflerin Kullanıldığı Yerler, Türkçe: Nokta, Virgül, Noktalı Virgül, Din Kültürü: 5. Bir Ayet Tanıyorum: Ayet El- Kürsi ve Anlamı</w:t>
+        <w:t>Türkçe: Paragrafta Anlam ve Yapı, Türkçe: Düşünceyi Geliştirme Yolları, Türkçe: Söz Sanatları, İngilizce: Teklif Yapma, Kabul Etme, Özür Dileme, İngilizce: The Internet, İngilizce: Tercihleri İfade Etme, İngilizce: Soru Cümlesi, Matematik: Ebob-Ekok Problemleri, Fen Bilimleri: DNA ve Yapısı, Fen Bilimleri: DNA'nı Eşlenmesi</w:t>
       </w:r>
     </w:p>
     <w:p>
@@ -1576,7 +2758,7 @@
         <w:rPr>
           <w:sz w:val="16"/>
         </w:rPr>
-        <w:t>İngilizce: Some Qualities of a True Friend (%33), Matematik: Üslü İfadelerle İlgili Temel Kuralları Anlar, Birbirine Denk İfadeler Oluşturur. (%25)</w:t>
+        <w:t>İnkılap Tarihi: M. Kemal'in Çocukluk Dönemi ve Öğrenim Hayatı (%33), Matematik: Çarpanlar ve Katlar (%14), Fen Bilimleri: Mevsimlerin Oluşumu (%40), Fen Bilimleri: İklim ve Hava Olayları (%40)</w:t>
       </w:r>
     </w:p>
     <w:p>
@@ -1596,7 +2778,7 @@
           <w:color w:val="0E6655"/>
           <w:sz w:val="16"/>
         </w:rPr>
-        <w:t>17 adet kazanımda %100 tam başarı sağlandı.</w:t>
+        <w:t>9 adet kazanımda %100 tam başarı sağlandı.</w:t>
       </w:r>
     </w:p>
     <w:p>
@@ -1609,7 +2791,7 @@
           <w:color w:val="1F497D"/>
           <w:sz w:val="18"/>
         </w:rPr>
-        <w:t>2. TÜM DERSLER İÇİN KİŞİSELLEŞTİRİLMİŞ BRANŞ GELİŞİM REÇETELERİ</w:t>
+        <w:t>3. TÜM DERSLER İÇİN KİŞİSELLEŞTİRİLMİŞ BRANŞ GELİŞİM REÇETELERİ</w:t>
       </w:r>
     </w:p>
     <w:tbl>
@@ -1659,7 +2841,7 @@
                 <w:color w:val="3C3C3C"/>
                 <w:sz w:val="15"/>
               </w:rPr>
-              <w:t>[Net: 10.67 | D: 13 | Y: 7 | B: 0 | Başarı: %53.3]</w:t>
+              <w:t>[Net: 3.00 | D: 7 | Y: 12 | B: 1 | Başarı: %15.0]</w:t>
             </w:r>
           </w:p>
         </w:tc>
@@ -1691,7 +2873,26 @@
               <w:rPr>
                 <w:sz w:val="15"/>
               </w:rPr>
-              <w:t>Mevsimlerin Oluşumu: %50.0 | İklim ve Hava Hareketleri: %100.0</w:t>
+              <w:t>Mevsimlerin Oluşumu: %40.0 | DNA ve Genetik Kod: %100.0 | İklim ve Hava Olayları: %40.0 | DNA ve Yapısı: %0.0 | DNA'nı Eşlenmesi: %0.0</w:t>
+            </w:r>
+          </w:p>
+          <w:p>
+            <w:pPr>
+              <w:spacing w:after="20"/>
+            </w:pPr>
+            <w:r>
+              <w:rPr>
+                <w:b/>
+                <w:color w:val="B41414"/>
+                <w:sz w:val="15"/>
+              </w:rPr>
+              <w:t xml:space="preserve">🔴 Sıfır Çekilen Kazanımlar (%0): </w:t>
+            </w:r>
+            <w:r>
+              <w:rPr>
+                <w:sz w:val="15"/>
+              </w:rPr>
+              <w:t>DNA ve Yapısı, DNA'nı Eşlenmesi</w:t>
             </w:r>
           </w:p>
           <w:p>
@@ -1710,7 +2911,7 @@
               <w:rPr>
                 <w:sz w:val="15"/>
               </w:rPr>
-              <w:t>Mevsimlerin Oluşumu (%50)</w:t>
+              <w:t>Mevsimlerin Oluşumu (%40), İklim ve Hava Olayları (%40)</w:t>
             </w:r>
           </w:p>
           <w:p>
@@ -1729,7 +2930,7 @@
               <w:rPr>
                 <w:sz w:val="15"/>
               </w:rPr>
-              <w:t>Fen Bilimleri netin: 10.67 (13 Doğru, 7 Yanlış, 0 Boş). Sağlam bir altyapın var ancak 7 yanlış netini aşağı çekmiş. Özellikle 'Mevsimlerin Oluşumu' konusundaki (%50) 21 Haziran/21 Aralık gün dönümleri ve birim alana düşen enerji miktarı şemalarını 3D simülasyonla tekrar etmelisin. Deney sorularında bağımsız değişkeni kenara yaz; haftalık 45 fen sorusu çöz.</w:t>
+              <w:t>Fen Bilimleri netin: 3.00 (7 Doğru, 12 Yanlış, 1 Boş). Fen Bilimleri dersi öncelikli müdahale alanındır (3.00 Net, 12 Yanlış). Kesin Kural: Emin olmadığın soruları rastgele tahminle işaretleme; bilmediğini boş bırakmak dahi netini hemen yükseltecektir. 'Mevsimlerin Oluşumu' (%40) temel kavramlarını sıfırdan çalış. 'İklim ve Hava Hareketleri' (%40) hava olayları kavram haritasını çıkar. Haftalık 30 temel seviye kazanım sorusu çöz ve yapamadığın her soruyu öğretmenine sor.</w:t>
             </w:r>
           </w:p>
           <w:p>
@@ -1742,20 +2943,20 @@
                 <w:color w:val="C0392B"/>
                 <w:sz w:val="15"/>
               </w:rPr>
-              <w:t xml:space="preserve">📺 Önerilen YouTube Desteği (Orta Seviye): </w:t>
+              <w:t xml:space="preserve">📺 Önerilen YouTube Desteği (Temel Seviye): </w:t>
             </w:r>
             <w:r>
               <w:rPr>
                 <w:b/>
                 <w:sz w:val="15"/>
               </w:rPr>
-              <w:t xml:space="preserve">Kanal: Mehmet Hoca ile Fen | </w:t>
+              <w:t xml:space="preserve">Kanal: Derslike | </w:t>
             </w:r>
             <w:r>
               <w:rPr>
                 <w:sz w:val="15"/>
               </w:rPr>
-              <w:t>Odak: Kazanım Pekiştirme &amp; Deney Analizi. Taktik: Deney sorularındaki bağımsız/bağımlı/kontrol değişkeni çözüm adımlarını birebir uygula.</w:t>
+              <w:t>Odak: Görsel ve 3D Animasyonlu Temel Anlatım. Taktik: Mevsimler ve İklim konularındaki 3D modellemeleri ve Güneş ışınlarının geliş açılarını dikkatle izle.</w:t>
             </w:r>
           </w:p>
         </w:tc>
@@ -1813,7 +3014,7 @@
                 <w:color w:val="3C3C3C"/>
                 <w:sz w:val="15"/>
               </w:rPr>
-              <w:t>[Net: 12.00 | D: 14 | Y: 6 | B: 0 | Başarı: %60.0]</w:t>
+              <w:t>[Net: 4.67 | D: 7 | Y: 7 | B: 6 | Başarı: %23.3]</w:t>
             </w:r>
           </w:p>
         </w:tc>
@@ -1845,7 +3046,26 @@
               <w:rPr>
                 <w:sz w:val="15"/>
               </w:rPr>
-              <w:t>Çarpanlar ve Katlar / Asal Çarpanlar: %100 | EBOB-EKOK Problemleri: %71 | Üslü İfadeler Temel Kuralları: %25 | Aralarında Asal Sayılar: %100 | Tam Sayı Kuvvetleri (Negatif Üs): %50</w:t>
+              <w:t>Çarpanlar ve Katlar: %14 | Ebob-Ekok Problemleri: %0 | Üslü İfadeler: %67</w:t>
+            </w:r>
+          </w:p>
+          <w:p>
+            <w:pPr>
+              <w:spacing w:after="20"/>
+            </w:pPr>
+            <w:r>
+              <w:rPr>
+                <w:b/>
+                <w:color w:val="B41414"/>
+                <w:sz w:val="15"/>
+              </w:rPr>
+              <w:t xml:space="preserve">🔴 Sıfır Çekilen Kazanımlar (%0): </w:t>
+            </w:r>
+            <w:r>
+              <w:rPr>
+                <w:sz w:val="15"/>
+              </w:rPr>
+              <w:t>Ebob-Ekok Problemleri</w:t>
             </w:r>
           </w:p>
           <w:p>
@@ -1864,7 +3084,7 @@
               <w:rPr>
                 <w:sz w:val="15"/>
               </w:rPr>
-              <w:t>EBOB-EKOK Problemleri (%71), Üslü İfadeler Temel Kuralları (%25), Tam Sayı Kuvvetleri (Negatif Üs) (%50)</w:t>
+              <w:t>Çarpanlar ve Katlar (%14), Üslü İfadeler (%67)</w:t>
             </w:r>
           </w:p>
           <w:p>
@@ -1883,7 +3103,7 @@
               <w:rPr>
                 <w:sz w:val="15"/>
               </w:rPr>
-              <w:t>Matematik netin: 12.00 (14 Doğru, 6 Yanlış, 0 Boş). Temel matematik altyapın oluşmuş ancak 6 yanlış ve 0 boş puanını sınırlamış. Kritik açıkların olan [EBOB-EKOK Problemleri (%71), Üslü İfadeler Temel Kuralları (%25), Tam Sayı Kuvvetleri (Negatif Üs) (%50)] konularında 'Verilenleri Yaz -&gt; Şemayı Çiz -&gt; Matematiksel Modeli Kur' 3 adımlı protokolünü uygula. Günde en az 20 adet yeni nesil soru çözerek işlem hızını artır.</w:t>
+              <w:t xml:space="preserve">Matematik netin: 4.67 (7 Doğru, 7 Yanlış, 6 Boş). Matematik dersi LGS başarında en kritik sıçrama alanındır (4.67 Net, 7 Yanlış). Stratejik Kural: Bilmediğin soruyu boş bırakmak 0.33 net kazandırır; rastgele tahmin yapmayı derhal bırak! Öncelikle [Ebob-Ekok Problemleri, Çarpanlar ve Katlar] konularındaki temel kazanım kavrama testlerini çöz. </w:t>
             </w:r>
           </w:p>
           <w:p>
@@ -1896,20 +3116,20 @@
                 <w:color w:val="C0392B"/>
                 <w:sz w:val="15"/>
               </w:rPr>
-              <w:t xml:space="preserve">📺 Önerilen YouTube Desteği (Orta Seviye): </w:t>
+              <w:t xml:space="preserve">📺 Önerilen YouTube Desteği (Temel Seviye): </w:t>
             </w:r>
             <w:r>
               <w:rPr>
                 <w:b/>
                 <w:sz w:val="15"/>
               </w:rPr>
-              <w:t xml:space="preserve">Kanal: İMT HOCA | </w:t>
+              <w:t xml:space="preserve">Kanal: Partikül Matematik | </w:t>
             </w:r>
             <w:r>
               <w:rPr>
                 <w:sz w:val="15"/>
               </w:rPr>
-              <w:t>Odak: Yeni Nesile Geçiş &amp; Soru Çözüm Taktikleri. Taktik: Yeni nesil sorularda verilenleri şemaya dökme ve matematiksel model kurma tekniklerine odaklan.</w:t>
+              <w:t>Odak: Temel Kavramlar &amp; Adım Adım Konu Anlatımı. Taktik: Videoyu durdurarak hocayla birlikte işlem yap; temel soru tiplerini not alıp kavrama testlerine geç.</w:t>
             </w:r>
           </w:p>
         </w:tc>
@@ -1967,7 +3187,7 @@
                 <w:color w:val="3C3C3C"/>
                 <w:sz w:val="15"/>
               </w:rPr>
-              <w:t>[Net: 4.33 | D: 8 | Y: 11 | B: 1 | Başarı: %21.6]</w:t>
+              <w:t>[Net: 12.33 | D: 14 | Y: 5 | B: 1 | Başarı: %61.7]</w:t>
             </w:r>
           </w:p>
         </w:tc>
@@ -1999,7 +3219,7 @@
               <w:rPr>
                 <w:sz w:val="15"/>
               </w:rPr>
-              <w:t>6/16 Tam Başarı | Gelişim Alanları: Sözcük ve Sözcük Gruplarında Anlam: %0 | Hikâyenin Unsurları - 5N 1K: %0 | Cümle Yorumlama-Örtülü Anlam: %50 | Öznel ve Nesnel Anlatımlı Cümleler: %0</w:t>
+              <w:t>5/16 Tam Başarı | Gelişim Alanları: Sözcükte Anlam: %75 | Paragrafta Anlam ve Yapı: %0 | Düşünceyi Geliştirme Yolları: %0 | Yazım Kuralları: %50</w:t>
             </w:r>
           </w:p>
           <w:p>
@@ -2018,7 +3238,7 @@
               <w:rPr>
                 <w:sz w:val="15"/>
               </w:rPr>
-              <w:t>Sözcük ve Sözcük Gruplarında Anlam, Hikâyenin Unsurları - 5N 1K, Öznel ve Nesnel Anlatımlı Cümleler, FİİLİMSİLER, Sebep-Sonuç, Amaç-Sonuç Cümleleri, Soru-Cevap, Büyük Harflerin Kullanıldığı Yerler, Nokta, Virgül, Noktalı Virgül</w:t>
+              <w:t>Paragrafta Anlam ve Yapı, Düşünceyi Geliştirme Yolları, Söz Sanatları</w:t>
             </w:r>
           </w:p>
           <w:p>
@@ -2037,7 +3257,7 @@
               <w:rPr>
                 <w:sz w:val="15"/>
               </w:rPr>
-              <w:t>Cümle Yorumlama-Örtülü Anlam (%50), Tablo ve Grafik Yorumlama (%50)</w:t>
+              <w:t>Sözcükte Anlam (%75), Yazım Kuralları (%50), Grafik ve Tablo Okuma (%50)</w:t>
             </w:r>
           </w:p>
           <w:p>
@@ -2056,7 +3276,7 @@
               <w:rPr>
                 <w:sz w:val="15"/>
               </w:rPr>
-              <w:t>Türkçe branş netin: 4.33 (8 Doğru, 11 Yanlış, 1 Boş). Türkçe branşında 11 yanlış ciddi bir net kaybına yol açmış (4.33 Net). Acilen sıfır çektiğin [Sözcük ve Sözcük Gruplarında Anlam, Hikâyenin Unsurları - 5N 1K, Öznel ve Nesnel Anlatımlı Cümleler] konularını konu fasikülünden çalış. Paragrafı kendi yorumunla değil metindeki kanıtla çöz; günde 20 paragraf + 10 dil bilgisi çöz.</w:t>
+              <w:t>Türkçe branş netin: 12.33 (14 Doğru, 5 Yanlış, 1 Boş). Ortalama üstü bir performans olmakla birlikte 5 yanlış başarı payını törpülemiş. Öncelikli olarak sıfır çektiğin [Paragrafta Anlam ve Yapı, Düşünceyi Geliştirme Yolları] konularındaki kavram ve kuralları tekrar et. Kısmi kayıp yaşadığın [Sözcükte Anlam (%75), Yazım Kuralları (%50)] alanlarında metindeki açık kanıtın altını çizerek çöz. Günde 20 paragraf sorusu çöz; iki şık arasında kaldığında işaretleme yapmayıp boş bırak.</w:t>
             </w:r>
           </w:p>
           <w:p>
@@ -2069,20 +3289,20 @@
                 <w:color w:val="C0392B"/>
                 <w:sz w:val="15"/>
               </w:rPr>
-              <w:t xml:space="preserve">📺 Önerilen YouTube Desteği (Temel Seviye): </w:t>
+              <w:t xml:space="preserve">📺 Önerilen YouTube Desteği (Orta Seviye): </w:t>
             </w:r>
             <w:r>
               <w:rPr>
                 <w:b/>
                 <w:sz w:val="15"/>
               </w:rPr>
-              <w:t xml:space="preserve">Kanal: Tonguç Akademi | </w:t>
+              <w:t xml:space="preserve">Kanal: Hız Yayınları veya Ebubekir Hoca | </w:t>
             </w:r>
             <w:r>
               <w:rPr>
                 <w:sz w:val="15"/>
               </w:rPr>
-              <w:t>Odak: Konu Kavrama &amp; Görsel Özetler. Taktik: Dil bilgisi ve metin türü kurallarını renkli kavram kartlarıyla not alarak çalış.</w:t>
+              <w:t>Odak: Paragraf Taktikleri &amp; Çeldirici Eleme. Taktik: Paragraf sorularında hocanın anahtar kelimeleri ve metin kanıtlarını nasıl çizdiğine dikkat et.</w:t>
             </w:r>
           </w:p>
         </w:tc>
@@ -2140,7 +3360,7 @@
                 <w:color w:val="3C3C3C"/>
                 <w:sz w:val="15"/>
               </w:rPr>
-              <w:t>[Net: 7.33 | D: 8 | Y: 2 | B: 0 | Başarı: %73.3]</w:t>
+              <w:t>[Net: 3.33 | D: 5 | Y: 5 | B: 0 | Başarı: %33.3]</w:t>
             </w:r>
           </w:p>
         </w:tc>
@@ -2172,7 +3392,7 @@
               <w:rPr>
                 <w:sz w:val="15"/>
               </w:rPr>
-              <w:t>Mustafa Kemal'in Öğrenim Hayatı: %67 | Uyanan Avrupa ve Sarsılan Osmanlı: %67 | Mustafa Kemal'in Fikir Hayatını Etkileyen Olaylar: %100 | Mustafa Kemal'in Askerlik Hayatı: %100</w:t>
+              <w:t>20. Yüzyıl Başlarında Osmanlı: %67 | M. Kemal'in Fikir Hayatını Etkileyen Olay ve Kişiler: %50 | M. Kemal'in Çocukluk Dönemi ve Öğrenim Hayatı: %33 | M. Kemal'İn Askerlik Hayatı: %50</w:t>
             </w:r>
           </w:p>
           <w:p>
@@ -2191,7 +3411,7 @@
               <w:rPr>
                 <w:sz w:val="15"/>
               </w:rPr>
-              <w:t>Mustafa Kemal'in Öğrenim Hayatı (%67), Uyanan Avrupa ve Sarsılan Osmanlı (%67)</w:t>
+              <w:t>20. Yüzyıl Başlarında Osmanlı (%67), M. Kemal'in Fikir Hayatını Etkileyen Olay ve Kişiler (%50), M. Kemal'in Çocukluk Dönemi ve Öğrenim Hayatı (%33), M. Kemal'İn Askerlik Hayatı (%50)</w:t>
             </w:r>
           </w:p>
           <w:p>
@@ -2210,7 +3430,7 @@
               <w:rPr>
                 <w:sz w:val="15"/>
               </w:rPr>
-              <w:t>İnkılap Tarihi netin: 7.33 (8 Doğru, 2 Yanlış, 0 Boş). Hedeflenen seviyenin altında kalındı (7.33 Net). Pekiştirilmesi gereken [Mustafa Kemal'in Öğrenim Hayatı (%67), Uyanan Avrupa ve Sarsılan Osmanlı (%67)] konularında kronoloji tablosu çıkar. Sorularda 'Yalnızca bu bilgiye göre' köklerine dikkat et; metne sadık kal. Haftalık 25 soru çöz.</w:t>
+              <w:t>İnkılap Tarihi netin: 3.33 (5 Doğru, 5 Yanlış, 0 Boş). Hedeflenen seviyenin altında kalındı (3.33 Net). Pekiştirilmesi gereken [20. Yüzyıl Başlarında Osmanlı (%67), M. Kemal'in Fikir Hayatını Etkileyen Olay ve Kişiler (%50), M. Kemal'in Çocukluk Dönemi ve Öğrenim Hayatı (%33), M. Kemal'İn Askerlik Hayatı (%50)] konularında kronoloji tablosu çıkar. Sorularda 'Yalnızca bu bilgiye göre' köklerine dikkat et; metne sadık kal. Haftalık 25 soru çöz.</w:t>
             </w:r>
           </w:p>
           <w:p>
@@ -2223,7 +3443,7 @@
                 <w:color w:val="C0392B"/>
                 <w:sz w:val="15"/>
               </w:rPr>
-              <w:t xml:space="preserve">📺 Önerilen YouTube Desteği (Orta Seviye): </w:t>
+              <w:t xml:space="preserve">📺 Önerilen YouTube Desteği (Temel Seviye): </w:t>
             </w:r>
             <w:r>
               <w:rPr>
@@ -2236,7 +3456,7 @@
               <w:rPr>
                 <w:sz w:val="15"/>
               </w:rPr>
-              <w:t>Odak: Soru Çözüm Taktikleri &amp; Neden-Sonuç İlişkisi. Taktik: 'Yalnızca bu bilgiye göre' tarzı sorularda metin dışına çıkmama kuralını pekiştir.</w:t>
+              <w:t>Odak: Kronolojik Hikayeleştirme &amp; Kavram Haritaları. Taktik: Mustafa Kemal'in askerlik ve fikir hayatını harita ve kronoloji üzerinden hocayla takip et.</w:t>
             </w:r>
           </w:p>
         </w:tc>
@@ -2294,7 +3514,7 @@
                 <w:color w:val="3C3C3C"/>
                 <w:sz w:val="15"/>
               </w:rPr>
-              <w:t>[Net: 6.00 | D: 7 | Y: 3 | B: 0 | Başarı: %60.0]</w:t>
+              <w:t>[Net: 10.00 | D: 10 | Y: 0 | B: 0 | Başarı: %100.0]</w:t>
             </w:r>
           </w:p>
         </w:tc>
@@ -2326,45 +3546,7 @@
               <w:rPr>
                 <w:sz w:val="15"/>
               </w:rPr>
-              <w:t>Kader ve Kaza İnancı: %67 | İnsanın İradesi ve Kader: %100 | Kader Kavramları (Ömür, Ecel, Rızık, Tevekkül): %67 | Ayet el-Kürsi ve Anlamı: %0 | Hz. Musa (A.S.) ve Mücadelesi: %100</w:t>
-            </w:r>
-          </w:p>
-          <w:p>
-            <w:pPr>
-              <w:spacing w:after="20"/>
-            </w:pPr>
-            <w:r>
-              <w:rPr>
-                <w:b/>
-                <w:color w:val="B41414"/>
-                <w:sz w:val="15"/>
-              </w:rPr>
-              <w:t xml:space="preserve">🔴 Sıfır Çekilen Kazanımlar (%0): </w:t>
-            </w:r>
-            <w:r>
-              <w:rPr>
-                <w:sz w:val="15"/>
-              </w:rPr>
-              <w:t>Ayet el-Kürsi ve Anlamı</w:t>
-            </w:r>
-          </w:p>
-          <w:p>
-            <w:pPr>
-              <w:spacing w:after="20"/>
-            </w:pPr>
-            <w:r>
-              <w:rPr>
-                <w:b/>
-                <w:color w:val="B46400"/>
-                <w:sz w:val="15"/>
-              </w:rPr>
-              <w:t xml:space="preserve">🟡 Pekiştirilecek Kazanımlar (&lt;%100): </w:t>
-            </w:r>
-            <w:r>
-              <w:rPr>
-                <w:sz w:val="15"/>
-              </w:rPr>
-              <w:t>Kader ve Kaza İnancı (%67), Kader Kavramları (Ömür, Ecel, Rızık, Tevekkül) (%67)</w:t>
+              <w:t>Kaza Ve Kader: %100 | İnsanın Özgürlüğü Ve Sorumluluğu: %100 | Kaderle İlgili Kavramlar: %100</w:t>
             </w:r>
           </w:p>
           <w:p>
@@ -2383,7 +3565,7 @@
               <w:rPr>
                 <w:sz w:val="15"/>
               </w:rPr>
-              <w:t>Din Kültürü netin: 6.00 (7 Doğru, 3 Yanlış, 0 Boş). Din Kültürü netin (6.00) potansiyelinin altında. Sıfır çektiğin [Ayet el-Kürsi ve Anlamı] konusunu mutlaka tekrar et. Kavram karmaşası yaşanan [Kader ve Kaza İnancı (%67), Kader Kavramları (Ömür, Ecel, Rızık, Tevekkül) (%67)] alanlarına odaklan. Ömür, ecel, rızık, tevekkül, cüzi/külli irade kavramlarını sözlük kartlarına yazıp ezberle. Ayet-el Kürsi ana fikrine ve yasalara çalış.</w:t>
+              <w:t>Din Kültürü netin: 10.00 (10 Doğru, 0 Yanlış, 0 Boş). Kavram ve ayet yorumlama hakimiyetin yüksek. 5 kazanımın tamamında %100 tam başarı sağladın. Formunu haftalık 15 soruyla koru.</w:t>
             </w:r>
           </w:p>
           <w:p>
@@ -2396,7 +3578,7 @@
                 <w:color w:val="C0392B"/>
                 <w:sz w:val="15"/>
               </w:rPr>
-              <w:t xml:space="preserve">📺 Önerilen YouTube Desteği (Orta Seviye): </w:t>
+              <w:t xml:space="preserve">📺 Önerilen YouTube Desteği (İleri Düzey (Şampiyon)): </w:t>
             </w:r>
             <w:r>
               <w:rPr>
@@ -2409,7 +3591,7 @@
               <w:rPr>
                 <w:sz w:val="15"/>
               </w:rPr>
-              <w:t>Odak: Ayet Yorumlama &amp; MEB Örnek Soruları. Taktik: Ayet-el Kürsi ana fikri ve evrensel yasalarla ilgili soru kalıplarını videoyla paralel çöz.</w:t>
+              <w:t>Odak: 10'da 10 Hedefi &amp; Dikkat/Çeldirici Analizi. Taktik: Kelimelerin ince anlam farklarına dayalı soru kalıplarını yakalayarak full yapmayı hedefle.</w:t>
             </w:r>
           </w:p>
         </w:tc>
@@ -2467,7 +3649,7 @@
                 <w:color w:val="3C3C3C"/>
                 <w:sz w:val="15"/>
               </w:rPr>
-              <w:t>[Net: 6.00 | D: 7 | Y: 3 | B: 0 | Başarı: %60.0]</w:t>
+              <w:t>[Net: 1.00 | D: 3 | Y: 6 | B: 1 | Başarı: %10.0]</w:t>
             </w:r>
           </w:p>
         </w:tc>
@@ -2499,7 +3681,26 @@
               <w:rPr>
                 <w:sz w:val="15"/>
               </w:rPr>
-              <w:t>Davet Kartları / Mektupları (Invitation): %100 | Daveti Kabul &amp; Reddetme Kalıpları: %100 | Basit Sorular Sorma (Simple Inquiries): %50 | Friendship Okuduğunu Anlama: %100 | Kişisel Özellikler / Sıfatlar (Qualities): %33 | Mazeret Bildirme ve Özür Dileme: %100</w:t>
+              <w:t>Teklif Yapma, Kabul Etme, Özür Dileme: %0 | Frıendshıp: %50 | The Internet: %0 | Tercihleri İfade Etme: %0 | Soru Cümlesi: %0</w:t>
+            </w:r>
+          </w:p>
+          <w:p>
+            <w:pPr>
+              <w:spacing w:after="20"/>
+            </w:pPr>
+            <w:r>
+              <w:rPr>
+                <w:b/>
+                <w:color w:val="B41414"/>
+                <w:sz w:val="15"/>
+              </w:rPr>
+              <w:t xml:space="preserve">🔴 Sıfır Çekilen Kazanımlar (%0): </w:t>
+            </w:r>
+            <w:r>
+              <w:rPr>
+                <w:sz w:val="15"/>
+              </w:rPr>
+              <w:t>Teklif Yapma, Kabul Etme, Özür Dileme, The Internet, Tercihleri İfade Etme, Soru Cümlesi</w:t>
             </w:r>
           </w:p>
           <w:p>
@@ -2518,7 +3719,7 @@
               <w:rPr>
                 <w:sz w:val="15"/>
               </w:rPr>
-              <w:t>Basit Sorular Sorma (Simple Inquiries) (%50), Kişisel Özellikler / Sıfatlar (Qualities) (%33)</w:t>
+              <w:t>Frıendshıp (%50)</w:t>
             </w:r>
           </w:p>
           <w:p>
@@ -2537,7 +3738,7 @@
               <w:rPr>
                 <w:sz w:val="15"/>
               </w:rPr>
-              <w:t>İngilizce branş netin: 6.00 (7 Doğru, 3 Yanlış, 0 Boş). İngilizce branşında 6.00 net ile hedefin gerisinde kalındı. Pekiştirilmesi gereken [Basit Sorular Sorma (Simple Inquiries) (%50), Kişisel Özellikler / Sıfatlar (Qualities) (%33)] kalıplarını çalış. Davet etme (Would you like...), kabul/ret ve mazeret kalıplarını ve Friendship sıfatlarını her gün 5 kelime kartıyla çalış. Rastgele işaretleme yapma.</w:t>
+              <w:t>İngilizce branş netin: 1.00 (3 Doğru, 6 Yanlış, 1 Boş). İngilizce branşında 1.00 net ile hedefin gerisinde kalındı. Sıfır çektiğin [Teklif Yapma, Kabul Etme, Özür Dileme, The Internet, Tercihleri İfade Etme, Soru Cümlesi] soru kalıplarını tekrar et. Pekiştirilmesi gereken [Frıendshıp (%50)] kalıplarını çalış. Davet etme (Would you like...), kabul/ret ve mazeret kalıplarını ve Friendship sıfatlarını her gün 5 kelime kartıyla çalış. Rastgele işaretleme yapma.</w:t>
             </w:r>
           </w:p>
           <w:p>
@@ -2550,20 +3751,20 @@
                 <w:color w:val="C0392B"/>
                 <w:sz w:val="15"/>
               </w:rPr>
-              <w:t xml:space="preserve">📺 Önerilen YouTube Desteği (Orta Seviye): </w:t>
+              <w:t xml:space="preserve">📺 Önerilen YouTube Desteği (Temel Seviye): </w:t>
             </w:r>
             <w:r>
               <w:rPr>
                 <w:b/>
                 <w:sz w:val="15"/>
               </w:rPr>
-              <w:t xml:space="preserve">Kanal: Dilek Demirel | </w:t>
+              <w:t xml:space="preserve">Kanal: Tonguç Akademi | </w:t>
             </w:r>
             <w:r>
               <w:rPr>
                 <w:sz w:val="15"/>
               </w:rPr>
-              <w:t>Odak: Diyalog Tamamlama &amp; Soru Çözüm Metotları. Taktik: Davet, kabul, ret ve mazeret cümlelerini diyalog içi bağlamıyla öğren.</w:t>
+              <w:t>Odak: Temel Kelimeler &amp; Kalıp Cümleler. Taktik: Friendship ünitesi kelimelerini ve Türkçelerini sesli tekrar ederek kelime defterine geçir.</w:t>
             </w:r>
           </w:p>
         </w:tc>
@@ -2584,7 +3785,7 @@
           <w:color w:val="006666"/>
           <w:sz w:val="18"/>
         </w:rPr>
-        <w:t>3. KİŞİSELLEŞTİRİLMİŞ HEDEFLER VE EYLEM TAKVİMİ</w:t>
+        <w:t>4. KİŞİSELLEŞTİRİLMİŞ HEDEFLER VE EYLEM TAKVİMİ</w:t>
       </w:r>
     </w:p>
     <w:p>
@@ -2603,7 +3804,7 @@
         <w:rPr>
           <w:sz w:val="16"/>
         </w:rPr>
-        <w:t>50.33 Net (İlk hedefli konu tekrarları ve ödev kontrolü sonrası)</w:t>
+        <w:t>38.83 Net (İlk hedefli konu tekrarları ve ödev kontrolü sonrası)</w:t>
       </w:r>
     </w:p>
     <w:p>
@@ -2622,7 +3823,7 @@
         <w:rPr>
           <w:sz w:val="16"/>
         </w:rPr>
-        <w:t>54.33 Net (Ölçülebilir bir sonraki resmi deneme sınavı hedefi)</w:t>
+        <w:t>43.33 Net (Ölçülebilir bir sonraki resmi deneme sınavı hedefi)</w:t>
       </w:r>
     </w:p>
     <w:p>
@@ -2641,7 +3842,7 @@
         <w:rPr>
           <w:sz w:val="16"/>
         </w:rPr>
-        <w:t>Haftalık 350 soru çözümü + Yanlış Defteri (Hata Analizi) tutulması ve kontrolü.</w:t>
+        <w:t>Haftalık 280 soru çözümü + Yanlış Defteri (Hata Analizi) tutulması ve kontrolü.</w:t>
       </w:r>
     </w:p>
     <w:p>
@@ -2660,7 +3861,7 @@
         <w:rPr>
           <w:sz w:val="16"/>
         </w:rPr>
-        <w:t>Matematik temel/orta seviye problem çözümü + Türkçe paragraf.</w:t>
+        <w:t>Kontrolsüz tahmini durdurma, iki şık arasında kalınca boş bırakma.</w:t>
       </w:r>
     </w:p>
     <w:p>
